--- a/QED Course/Lesson 20 Gamma Matrices.docx
+++ b/QED Course/Lesson 20 Gamma Matrices.docx
@@ -58,7 +58,7 @@
     </w:p>
     <w:p>
       <w:pPr>
-        <w:pStyle w:val="Heading1"/>
+        <w:pStyle w:val="Heading2"/>
       </w:pPr>
       <w:r>
         <w:t>How to use this lesson</w:t>
@@ -76,7 +76,7 @@
     </w:p>
     <w:p>
       <w:pPr>
-        <w:pStyle w:val="Heading2"/>
+        <w:pStyle w:val="Heading3"/>
       </w:pPr>
       <w:r>
         <w:t>Learning objectives</w:t>
@@ -148,7 +148,7 @@
     </w:p>
     <w:p>
       <w:pPr>
-        <w:pStyle w:val="Heading2"/>
+        <w:pStyle w:val="Heading3"/>
       </w:pPr>
       <w:r>
         <w:t>Notation and conventions</w:t>
@@ -474,7 +474,7 @@
     </w:tbl>
     <w:p>
       <w:pPr>
-        <w:pStyle w:val="Heading1"/>
+        <w:pStyle w:val="Heading2"/>
       </w:pPr>
       <w:r>
         <w:t>1 Basic index identities</w:t>
@@ -482,7 +482,7 @@
     </w:p>
     <w:p>
       <w:pPr>
-        <w:pStyle w:val="Heading2"/>
+        <w:pStyle w:val="Heading3"/>
       </w:pPr>
       <w:r>
         <w:t>1.1 Contracting one index</w:t>
@@ -747,7 +747,7 @@
     </w:p>
     <w:p>
       <w:pPr>
-        <w:pStyle w:val="Heading2"/>
+        <w:pStyle w:val="Heading3"/>
       </w:pPr>
       <w:r>
         <w:t>1.2 Moving a gamma matrix past a slash</w:t>
@@ -1006,10 +1006,11 @@
       </w:r>
     </w:p>
     <w:p>
-      <w:pPr>
-        <w:pStyle w:val="Heading3"/>
-      </w:pPr>
       <w:r>
+        <w:rPr>
+          <w:b/>
+          <w:i/>
+        </w:rPr>
         <w:t>Worked example 1</w:t>
       </w:r>
     </w:p>
@@ -1020,7 +1021,7 @@
     </w:p>
     <w:p>
       <w:pPr>
-        <w:pStyle w:val="Heading1"/>
+        <w:pStyle w:val="Heading2"/>
       </w:pPr>
       <w:r>
         <w:t>2 Traces of gamma matrix products</w:t>
@@ -1028,7 +1029,7 @@
     </w:p>
     <w:p>
       <w:pPr>
-        <w:pStyle w:val="Heading2"/>
+        <w:pStyle w:val="Heading3"/>
       </w:pPr>
       <w:r>
         <w:t>2.1 The trace of the identity</w:t>
@@ -1041,7 +1042,7 @@
     </w:p>
     <w:p>
       <w:pPr>
-        <w:pStyle w:val="Heading2"/>
+        <w:pStyle w:val="Heading3"/>
       </w:pPr>
       <w:r>
         <w:t>2.2 The trace of one or three gamma matrices vanishes</w:t>
@@ -1054,7 +1055,7 @@
     </w:p>
     <w:p>
       <w:pPr>
-        <w:pStyle w:val="Heading2"/>
+        <w:pStyle w:val="Heading3"/>
       </w:pPr>
       <w:r>
         <w:t>2.3 The trace of two gamma matrices</w:t>
@@ -1244,10 +1245,11 @@
       </w:r>
     </w:p>
     <w:p>
-      <w:pPr>
-        <w:pStyle w:val="Heading3"/>
-      </w:pPr>
       <w:r>
+        <w:rPr>
+          <w:b/>
+          <w:i/>
+        </w:rPr>
         <w:t>Worked example 2</w:t>
       </w:r>
     </w:p>
@@ -1258,7 +1260,7 @@
     </w:p>
     <w:p>
       <w:pPr>
-        <w:pStyle w:val="Heading2"/>
+        <w:pStyle w:val="Heading3"/>
       </w:pPr>
       <w:r>
         <w:t>2.4 The trace of four gamma matrices</w:t>
@@ -1439,10 +1441,11 @@
       </w:r>
     </w:p>
     <w:p>
-      <w:pPr>
-        <w:pStyle w:val="Heading3"/>
-      </w:pPr>
       <w:r>
+        <w:rPr>
+          <w:b/>
+          <w:i/>
+        </w:rPr>
         <w:t>Worked example 3</w:t>
       </w:r>
     </w:p>
@@ -1453,7 +1456,7 @@
     </w:p>
     <w:p>
       <w:pPr>
-        <w:pStyle w:val="Heading1"/>
+        <w:pStyle w:val="Heading2"/>
       </w:pPr>
       <w:r>
         <w:t>3 The Levi Civita symbol and trace identities with γ⁵</w:t>
@@ -1461,7 +1464,7 @@
     </w:p>
     <w:p>
       <w:pPr>
-        <w:pStyle w:val="Heading2"/>
+        <w:pStyle w:val="Heading3"/>
       </w:pPr>
       <w:r>
         <w:t>3.1 Preview</w:t>
@@ -1589,10 +1592,11 @@
       </w:r>
     </w:p>
     <w:p>
-      <w:pPr>
-        <w:pStyle w:val="Heading3"/>
-      </w:pPr>
       <w:r>
+        <w:rPr>
+          <w:b/>
+          <w:i/>
+        </w:rPr>
         <w:t>Worked example 4</w:t>
       </w:r>
     </w:p>
@@ -1603,7 +1607,7 @@
     </w:p>
     <w:p>
       <w:pPr>
-        <w:pStyle w:val="Heading1"/>
+        <w:pStyle w:val="Heading2"/>
       </w:pPr>
       <w:r>
         <w:t>4 The chirality matrix γ⁵</w:t>
@@ -1611,7 +1615,7 @@
     </w:p>
     <w:p>
       <w:pPr>
-        <w:pStyle w:val="Heading2"/>
+        <w:pStyle w:val="Heading3"/>
       </w:pPr>
       <w:r>
         <w:t>4.1 Definition</w:t>
@@ -1703,7 +1707,7 @@
     </w:p>
     <w:p>
       <w:pPr>
-        <w:pStyle w:val="Heading2"/>
+        <w:pStyle w:val="Heading3"/>
       </w:pPr>
       <w:r>
         <w:t>4.2 Key properties</w:t>
@@ -1817,10 +1821,11 @@
       </w:r>
     </w:p>
     <w:p>
-      <w:pPr>
-        <w:pStyle w:val="Heading3"/>
-      </w:pPr>
       <w:r>
+        <w:rPr>
+          <w:b/>
+          <w:i/>
+        </w:rPr>
         <w:t>Worked example 5</w:t>
       </w:r>
     </w:p>
@@ -1831,7 +1836,7 @@
     </w:p>
     <w:p>
       <w:pPr>
-        <w:pStyle w:val="Heading2"/>
+        <w:pStyle w:val="Heading3"/>
       </w:pPr>
       <w:r>
         <w:t>4.3 Chiral projectors</w:t>
@@ -1945,10 +1950,11 @@
       </w:r>
     </w:p>
     <w:p>
-      <w:pPr>
-        <w:pStyle w:val="Heading3"/>
-      </w:pPr>
       <w:r>
+        <w:rPr>
+          <w:b/>
+          <w:i/>
+        </w:rPr>
         <w:t>Worked example 6</w:t>
       </w:r>
     </w:p>
@@ -1959,7 +1965,7 @@
     </w:p>
     <w:p>
       <w:pPr>
-        <w:pStyle w:val="Heading1"/>
+        <w:pStyle w:val="Heading2"/>
       </w:pPr>
       <w:r>
         <w:t>5 A worked trace calculation</w:t>
@@ -1967,7 +1973,7 @@
     </w:p>
     <w:p>
       <w:pPr>
-        <w:pStyle w:val="Heading2"/>
+        <w:pStyle w:val="Heading3"/>
       </w:pPr>
       <w:r>
         <w:t>5.1 Setup</w:t>
@@ -1980,7 +1986,7 @@
     </w:p>
     <w:p>
       <w:pPr>
-        <w:pStyle w:val="Heading2"/>
+        <w:pStyle w:val="Heading3"/>
       </w:pPr>
       <w:r>
         <w:t>5.2 Expansion</w:t>
@@ -2713,10 +2719,11 @@
       </m:oMathPara>
     </w:p>
     <w:p>
-      <w:pPr>
-        <w:pStyle w:val="Heading3"/>
-      </w:pPr>
       <w:r>
+        <w:rPr>
+          <w:b/>
+          <w:i/>
+        </w:rPr>
         <w:t>Worked example 7</w:t>
       </w:r>
     </w:p>
@@ -2727,7 +2734,7 @@
     </w:p>
     <w:p>
       <w:pPr>
-        <w:pStyle w:val="Heading1"/>
+        <w:pStyle w:val="Heading2"/>
       </w:pPr>
       <w:r>
         <w:t>6 Connections to QED</w:t>
@@ -3058,7 +3065,7 @@
     </w:p>
     <w:p>
       <w:pPr>
-        <w:pStyle w:val="Heading1"/>
+        <w:pStyle w:val="Heading2"/>
       </w:pPr>
       <w:r>
         <w:t>7 Summary</w:t>
@@ -3162,7 +3169,7 @@
     </w:p>
     <w:p>
       <w:pPr>
-        <w:pStyle w:val="Heading1"/>
+        <w:pStyle w:val="Heading2"/>
       </w:pPr>
       <w:r>
         <w:t>Exercises</w:t>
@@ -3822,7 +3829,7 @@
     </w:tbl>
     <w:p>
       <w:pPr>
-        <w:pStyle w:val="Heading1"/>
+        <w:pStyle w:val="Heading2"/>
       </w:pPr>
       <w:r>
         <w:t>Solutions</w:t>
@@ -4054,7 +4061,7 @@
     </w:p>
     <w:p>
       <w:pPr>
-        <w:pStyle w:val="Heading1"/>
+        <w:pStyle w:val="Heading2"/>
       </w:pPr>
       <w:r>
         <w:t>Mastery checklist</w:t>
@@ -4126,7 +4133,7 @@
     </w:p>
     <w:p>
       <w:pPr>
-        <w:pStyle w:val="Heading1"/>
+        <w:pStyle w:val="Heading2"/>
       </w:pPr>
       <w:r>
         <w:t>Next lesson</w:t>
